--- a/Appendice.docx
+++ b/Appendice.docx
@@ -3,31 +3,10 @@
 <w:document xmlns:wpc="http://schemas.microsoft.com/office/word/2010/wordprocessingCanvas" xmlns:cx="http://schemas.microsoft.com/office/drawing/2014/chartex" xmlns:cx1="http://schemas.microsoft.com/office/drawing/2015/9/8/chartex" xmlns:cx2="http://schemas.microsoft.com/office/drawing/2015/10/21/chartex" xmlns:cx3="http://schemas.microsoft.com/office/drawing/2016/5/9/chartex" xmlns:cx4="http://schemas.microsoft.com/office/drawing/2016/5/10/chartex" xmlns:cx5="http://schemas.microsoft.com/office/drawing/2016/5/11/chartex" xmlns:cx6="http://schemas.microsoft.com/office/drawing/2016/5/12/chartex" xmlns:cx7="http://schemas.microsoft.com/office/drawing/2016/5/13/chartex" xmlns:cx8="http://schemas.microsoft.com/office/drawing/2016/5/14/chartex" xmlns:mc="http://schemas.openxmlformats.org/markup-compatibility/2006" xmlns:aink="http://schemas.microsoft.com/office/drawing/2016/ink" xmlns:am3d="http://schemas.microsoft.com/office/drawing/2017/model3d" xmlns:o="urn:schemas-microsoft-com:office:office" xmlns:oel="http://schemas.microsoft.com/office/2019/extlst" xmlns:r="http://schemas.openxmlformats.org/officeDocument/2006/relationships" xmlns:m="http://schemas.openxmlformats.org/officeDocument/2006/math" xmlns:v="urn:schemas-microsoft-com:vml" xmlns:wp14="http://schemas.microsoft.com/office/word/2010/wordprocessingDrawing" xmlns:wp="http://schemas.openxmlformats.org/drawingml/2006/wordprocessingDrawing" xmlns:w10="urn:schemas-microsoft-com:office:word" xmlns:w="http://schemas.openxmlformats.org/wordprocessingml/2006/main" xmlns:w14="http://schemas.microsoft.com/office/word/2010/wordml" xmlns:w15="http://schemas.microsoft.com/office/word/2012/wordml" xmlns:w16cex="http://schemas.microsoft.com/office/word/2018/wordml/cex" xmlns:w16cid="http://schemas.microsoft.com/office/word/2016/wordml/cid" xmlns:w16="http://schemas.microsoft.com/office/word/2018/wordml" xmlns:w16du="http://schemas.microsoft.com/office/word/2023/wordml/word16du" xmlns:w16sdtdh="http://schemas.microsoft.com/office/word/2020/wordml/sdtdatahash" xmlns:w16sdtfl="http://schemas.microsoft.com/office/word/2024/wordml/sdtformatlock" xmlns:w16se="http://schemas.microsoft.com/office/word/2015/wordml/symex" xmlns:wpg="http://schemas.microsoft.com/office/word/2010/wordprocessingGroup" xmlns:wpi="http://schemas.microsoft.com/office/word/2010/wordprocessingInk" xmlns:wne="http://schemas.microsoft.com/office/word/2006/wordml" xmlns:wps="http://schemas.microsoft.com/office/word/2010/wordprocessingShape" mc:Ignorable="w14 w15 w16se w16cid w16 w16cex w16sdtdh w16sdtfl w16du wp14">
   <w:body>
     <w:p>
-      <w:pPr>
-        <w:rPr>
-          <w:lang w:val="es-MX"/>
-        </w:rPr>
-      </w:pPr>
       <w:r>
-        <w:rPr>
-          <w:lang w:val="es-MX"/>
-        </w:rPr>
-        <w:t>cual es la probabilidad de que 5 de cada 10 alquileres seleccionado aleatoriamente durante el periodo de verano correspondan a usuarios ocasionales?</w:t>
+        <w:t>What is the probability that at least 300 out of 900 randomly selected bicycle rentals during Season 3 occurred in July or August?</w:t>
       </w:r>
     </w:p>
-    <w:p>
-      <w:pPr>
-        <w:rPr>
-          <w:lang w:val="es-MX"/>
-        </w:rPr>
-      </w:pPr>
-    </w:p>
-    <w:p>
-      <w:r>
-        <w:t>What is the probability that 5 out of every 10 rentals selected at random during the summer will be by occasional users?</w:t>
-      </w:r>
-    </w:p>
-    <w:p/>
     <w:p>
       <w:pPr>
         <w:rPr>
@@ -50,35 +29,7 @@
         <w:rPr>
           <w:lang w:val="es-MX"/>
         </w:rPr>
-        <w:t xml:space="preserve">la mayor demanda de </w:t>
-      </w:r>
-      <w:proofErr w:type="spellStart"/>
-      <w:r>
-        <w:rPr>
-          <w:lang w:val="es-MX"/>
-        </w:rPr>
-        <w:t>bikes</w:t>
-      </w:r>
-      <w:proofErr w:type="spellEnd"/>
-      <w:r>
-        <w:rPr>
-          <w:lang w:val="es-MX"/>
-        </w:rPr>
-        <w:t xml:space="preserve"> en los periodos del año, eso nos puede ayudar a tener suficiente stock de </w:t>
-      </w:r>
-      <w:proofErr w:type="spellStart"/>
-      <w:r>
-        <w:rPr>
-          <w:lang w:val="es-MX"/>
-        </w:rPr>
-        <w:t>bikes</w:t>
-      </w:r>
-      <w:proofErr w:type="spellEnd"/>
-      <w:r>
-        <w:rPr>
-          <w:lang w:val="es-MX"/>
-        </w:rPr>
-        <w:t xml:space="preserve"> para aquel periodo y mayor manutención de estas </w:t>
+        <w:t xml:space="preserve">la mayor demanda de bikes en los periodos del año, eso nos puede ayudar a tener suficiente stock de bikes para aquel periodo y mayor manutención de estas </w:t>
       </w:r>
     </w:p>
     <w:p>
@@ -98,92 +49,20 @@
         <w:rPr>
           <w:lang w:val="es-MX"/>
         </w:rPr>
-        <w:t xml:space="preserve">Utilizando </w:t>
-      </w:r>
-      <w:proofErr w:type="spellStart"/>
-      <w:r>
-        <w:rPr>
-          <w:lang w:val="es-MX"/>
-        </w:rPr>
-        <w:t>Phyton</w:t>
-      </w:r>
-      <w:proofErr w:type="spellEnd"/>
-      <w:r>
-        <w:rPr>
-          <w:lang w:val="es-MX"/>
-        </w:rPr>
-        <w:t xml:space="preserve"> como puedo c</w:t>
+        <w:t>Utilizando Phyton como puedo c</w:t>
       </w:r>
       <w:r>
         <w:rPr>
           <w:lang w:val="es-MX"/>
         </w:rPr>
-        <w:t xml:space="preserve">alcular el </w:t>
+        <w:t xml:space="preserve">alcular el numero total de bicicletas rentadas en cada estación del año, utilizando como variable las estaciones del año y </w:t>
       </w:r>
-      <w:proofErr w:type="spellStart"/>
       <w:r>
         <w:rPr>
           <w:lang w:val="es-MX"/>
         </w:rPr>
-        <w:t>numero</w:t>
+        <w:t>count of total rental bikes</w:t>
       </w:r>
-      <w:proofErr w:type="spellEnd"/>
-      <w:r>
-        <w:rPr>
-          <w:lang w:val="es-MX"/>
-        </w:rPr>
-        <w:t xml:space="preserve"> total de bicicletas rentadas en cada estación del año, utilizando como variable las estaciones del año y </w:t>
-      </w:r>
-      <w:proofErr w:type="spellStart"/>
-      <w:r>
-        <w:rPr>
-          <w:lang w:val="es-MX"/>
-        </w:rPr>
-        <w:t>count</w:t>
-      </w:r>
-      <w:proofErr w:type="spellEnd"/>
-      <w:r>
-        <w:rPr>
-          <w:lang w:val="es-MX"/>
-        </w:rPr>
-        <w:t xml:space="preserve"> </w:t>
-      </w:r>
-      <w:proofErr w:type="spellStart"/>
-      <w:r>
-        <w:rPr>
-          <w:lang w:val="es-MX"/>
-        </w:rPr>
-        <w:t>of</w:t>
-      </w:r>
-      <w:proofErr w:type="spellEnd"/>
-      <w:r>
-        <w:rPr>
-          <w:lang w:val="es-MX"/>
-        </w:rPr>
-        <w:t xml:space="preserve"> total </w:t>
-      </w:r>
-      <w:proofErr w:type="spellStart"/>
-      <w:r>
-        <w:rPr>
-          <w:lang w:val="es-MX"/>
-        </w:rPr>
-        <w:t>rental</w:t>
-      </w:r>
-      <w:proofErr w:type="spellEnd"/>
-      <w:r>
-        <w:rPr>
-          <w:lang w:val="es-MX"/>
-        </w:rPr>
-        <w:t xml:space="preserve"> </w:t>
-      </w:r>
-      <w:proofErr w:type="spellStart"/>
-      <w:r>
-        <w:rPr>
-          <w:lang w:val="es-MX"/>
-        </w:rPr>
-        <w:t>bikes</w:t>
-      </w:r>
-      <w:proofErr w:type="spellEnd"/>
     </w:p>
     <w:p>
       <w:pPr>
@@ -193,19 +72,17 @@
       </w:pPr>
     </w:p>
     <w:p>
-      <w:pPr>
+      <w:r>
         <w:rPr>
-          <w:lang w:val="es-MX"/>
+          <w:lang w:val="en"/>
         </w:rPr>
-      </w:pPr>
+        <w:t>After performing the exploratory analysis in a Jupyter Notebook, I uploaded my notebook to ChatGPT to continue the process and gain an understanding of concepts relevant to this dataset.</w:t>
+      </w:r>
     </w:p>
-    <w:p>
-      <w:pPr>
-        <w:rPr>
-          <w:lang w:val="es-MX"/>
-        </w:rPr>
-      </w:pPr>
-    </w:p>
+    <w:p/>
+    <w:p/>
+    <w:p/>
+    <w:p/>
     <w:sectPr>
       <w:pgSz w:w="11906" w:h="16838"/>
       <w:pgMar w:top="1417" w:right="1701" w:bottom="1417" w:left="1701" w:header="708" w:footer="708" w:gutter="0"/>

--- a/Appendice.docx
+++ b/Appendice.docx
@@ -72,16 +72,159 @@
       </w:pPr>
     </w:p>
     <w:p>
-      <w:r>
+      <w:pPr>
         <w:rPr>
           <w:lang w:val="en"/>
         </w:rPr>
+      </w:pPr>
+      <w:r>
+        <w:rPr>
+          <w:lang w:val="en"/>
+        </w:rPr>
         <w:t>After performing the exploratory analysis in a Jupyter Notebook, I uploaded my notebook to ChatGPT to continue the process and gain an understanding of concepts relevant to this dataset.</w:t>
+      </w:r>
+    </w:p>
+    <w:p>
+      <w:r>
+        <w:t>How can I apply a normal distribution to the "</w:t>
+      </w:r>
+      <w:proofErr w:type="spellStart"/>
+      <w:r>
+        <w:t>cnt</w:t>
+      </w:r>
+      <w:proofErr w:type="spellEnd"/>
+      <w:r>
+        <w:t>" variable in the dataset using Python?</w:t>
+      </w:r>
+    </w:p>
+    <w:p>
+      <w:r>
+        <w:t>What is the probability of having fewer than 100 bike rentals per hour, more than 300 rentals, and between 100 and 300 rentals, assuming a normal distribution?</w:t>
+      </w:r>
+    </w:p>
+    <w:p>
+      <w:pPr>
+        <w:rPr>
+          <w:lang w:val="es-MX"/>
+        </w:rPr>
+      </w:pPr>
+      <w:proofErr w:type="gramStart"/>
+      <w:r>
+        <w:t></w:t>
+      </w:r>
+      <w:r>
+        <w:rPr>
+          <w:lang w:val="es-MX"/>
+        </w:rPr>
+        <w:t xml:space="preserve">  Hay</w:t>
+      </w:r>
+      <w:proofErr w:type="gramEnd"/>
+      <w:r>
+        <w:rPr>
+          <w:lang w:val="es-MX"/>
+        </w:rPr>
+        <w:t xml:space="preserve"> una probabilidad estimada del 31.09% de que una hora registre menos de 100 alquileres.</w:t>
+      </w:r>
+    </w:p>
+    <w:p>
+      <w:pPr>
+        <w:rPr>
+          <w:lang w:val="es-MX"/>
+        </w:rPr>
+      </w:pPr>
+      <w:proofErr w:type="gramStart"/>
+      <w:r>
+        <w:t></w:t>
+      </w:r>
+      <w:r>
+        <w:rPr>
+          <w:lang w:val="es-MX"/>
+        </w:rPr>
+        <w:t xml:space="preserve">  Hay</w:t>
+      </w:r>
+      <w:proofErr w:type="gramEnd"/>
+      <w:r>
+        <w:rPr>
+          <w:lang w:val="es-MX"/>
+        </w:rPr>
+        <w:t xml:space="preserve"> una probabilidad estimada del 27.11% de que una hora registre más de 300 alquileres.</w:t>
+      </w:r>
+    </w:p>
+    <w:p>
+      <w:pPr>
+        <w:rPr>
+          <w:lang w:val="es-MX"/>
+        </w:rPr>
+      </w:pPr>
+      <w:proofErr w:type="gramStart"/>
+      <w:r>
+        <w:t></w:t>
+      </w:r>
+      <w:r>
+        <w:rPr>
+          <w:lang w:val="es-MX"/>
+        </w:rPr>
+        <w:t xml:space="preserve">  Hay</w:t>
+      </w:r>
+      <w:proofErr w:type="gramEnd"/>
+      <w:r>
+        <w:rPr>
+          <w:lang w:val="es-MX"/>
+        </w:rPr>
+        <w:t xml:space="preserve"> una probabilidad estimada del 41.79% de que una hora registre entre 100 y 300 alquileres.</w:t>
+      </w:r>
+    </w:p>
+    <w:p>
+      <w:r>
+        <w:t>The Poisson Distribution was selected to investigate bicycle rental activity during the early morning hours, specifically between 00:00 and 06:00 in Season 3. The aim is to calculate the probability of recording fewer than 36 bicycle rentals during a randomly selected hour within this period.</w:t>
+      </w:r>
+    </w:p>
+    <w:p>
+      <w:r>
+        <w:t>This question is relevant from a business perspective because understanding rental activity during hours of lower demand can help bike-sharing operators organise maintenance schedules, manage bicycle availability and allocate resources more efficiently.</w:t>
+      </w:r>
+    </w:p>
+    <w:p>
+      <w:r>
+        <w:t>The Poisson Distribution is appropriate for this analysis because it models the probability of a certain number of events occurring within a fixed time interval. In this case, the events are bicycle rentals, and the interval considered is one hour.</w:t>
       </w:r>
     </w:p>
     <w:p/>
     <w:p/>
     <w:p/>
+    <w:p/>
+    <w:p>
+      <w:proofErr w:type="spellStart"/>
+      <w:r>
+        <w:lastRenderedPageBreak/>
+        <w:t>Fanaee</w:t>
+      </w:r>
+      <w:proofErr w:type="spellEnd"/>
+      <w:r>
+        <w:t xml:space="preserve">-T, H. (2013) </w:t>
+      </w:r>
+      <w:r>
+        <w:rPr>
+          <w:i/>
+          <w:iCs/>
+        </w:rPr>
+        <w:t>Bike Sharing</w:t>
+      </w:r>
+      <w:r>
+        <w:t xml:space="preserve">. UCI Machine Learning Repository. Available at: </w:t>
+      </w:r>
+      <w:hyperlink r:id="rId4" w:history="1">
+        <w:r>
+          <w:rPr>
+            <w:rStyle w:val="Hyperlink"/>
+          </w:rPr>
+          <w:t>https://doi.org/10.24432/C5W894</w:t>
+        </w:r>
+      </w:hyperlink>
+      <w:r>
+        <w:t xml:space="preserve"> (Accessed: 1 November 2026).</w:t>
+      </w:r>
+    </w:p>
     <w:p/>
     <w:sectPr>
       <w:pgSz w:w="11906" w:h="16838"/>
@@ -1038,6 +1181,29 @@
       <w:szCs w:val="20"/>
     </w:rPr>
   </w:style>
+  <w:style w:type="character" w:styleId="Hyperlink">
+    <w:name w:val="Hyperlink"/>
+    <w:basedOn w:val="DefaultParagraphFont"/>
+    <w:uiPriority w:val="99"/>
+    <w:unhideWhenUsed/>
+    <w:rsid w:val="00F83233"/>
+    <w:rPr>
+      <w:color w:val="467886" w:themeColor="hyperlink"/>
+      <w:u w:val="single"/>
+    </w:rPr>
+  </w:style>
+  <w:style w:type="character" w:styleId="UnresolvedMention">
+    <w:name w:val="Unresolved Mention"/>
+    <w:basedOn w:val="DefaultParagraphFont"/>
+    <w:uiPriority w:val="99"/>
+    <w:semiHidden/>
+    <w:unhideWhenUsed/>
+    <w:rsid w:val="00F83233"/>
+    <w:rPr>
+      <w:color w:val="605E5C"/>
+      <w:shd w:val="clear" w:color="auto" w:fill="E1DFDD"/>
+    </w:rPr>
+  </w:style>
 </w:styles>
 </file>
 
